--- a/submission/01_cover_letter.docx
+++ b/submission/01_cover_letter.docx
@@ -109,7 +109,7 @@
         <w:rPr>
           <w:b w:val="0"/>
         </w:rPr>
-        <w:t>We submit “Survey-derived social determinants of COVID-19 hospitalization: lessons for respiratory-pandemic preparedness from the All of Us Research Program” for consideration as a Research and Applications article.</w:t>
+        <w:t>We submit “Survey-linked EHR measurement of social factors associated with COVID-19 hospitalization in the All of Us Research Program” for consideration as a Research and Applications article.</w:t>
       </w:r>
     </w:p>
     <w:p>
@@ -131,7 +131,7 @@
         <w:rPr>
           <w:b w:val="0"/>
         </w:rPr>
-        <w:t>In 4,064 hospitalized cases matched to 15,856 controls on encounter-density proxies rather than on clinical severity, Medicaid coverage, unemployment, renting, and the two lowest income strata remained associated with hospitalization after mutual adjustment and after control for 19 Charlson comorbidities, vaccination, and pandemic wave. Education below GED did not; its apparent effect was shared with income and employment. Six-domain adjustment moved the Black-race odds ratio from 2.30 to 2.00, so measured individual socioeconomic position accounts for only a small part of that association. We report the wave-stratified results in full, including the Delta wave, where the attenuation estimate is large but imprecise, and we state plainly that the three waves were not compared formally.</w:t>
+        <w:t>In 4,064 hospitalized cases matched to 15,856 controls on encounter-density proxies rather than on clinical severity, Medicaid coverage, unemployment, renting, and the two lowest income strata remained associated with hospitalization after mutual adjustment and after control for 19 Charlson comorbidities, vaccination, and pandemic wave. Education below GED did not; its domain-specific estimate overlapped with income and employment. Six-domain adjustment moved the Black-race odds ratio from 2.30 to 2.00, so measured individual socioeconomic position accounts for only a small part of that association. We report the wave-stratified results in full, including the Delta wave, where the attenuation estimate is large but imprecise, and we state plainly that the three waves were not compared formally.</w:t>
       </w:r>
     </w:p>
     <w:p>
@@ -164,7 +164,7 @@
         <w:rPr>
           <w:b w:val="0"/>
         </w:rPr>
-        <w:t>Related work. No part of this manuscript has been published or is under consideration elsewhere. The cohort and ETL share a code base with Gatz et al., J Am Med Inform Assoc 2024;31(12):2932–39, on a different outcome (severe acidosis); no results are duplicated.</w:t>
+        <w:t>Related work. No part of this manuscript has been published or is under consideration elsewhere. Three of us (C.X., X.L., J.S.) are authors of Gatz et al., J Am Med Inform Assoc 2024;31(12):2932–39, and we declare the overlap in full. That study and this one share the All of Us cohort, the strategy of matching on EHR data availability rather than on clinical characteristics, the six survey-derived social domains, and the conditional logistic regression framework; the social-domain and Charlson concept sets are reused, and eTables 4 and 5 attribute them to that paper. The two studies differ in outcome (severe acidosis there, COVID-19 hospitalization here), and this manuscript adds the joint six-domain model, the pandemic-wave stratification, the Black-race attenuation analysis, and the MarketScan cross-cohort comparison. No participant-level result is reproduced from the earlier paper. We note the shared method so that the editors can judge the increment for themselves.</w:t>
       </w:r>
     </w:p>
     <w:p>
@@ -186,7 +186,7 @@
         <w:rPr>
           <w:b w:val="0"/>
         </w:rPr>
-        <w:t>Use of artificial intelligence. A large language model (Claude, Anthropic) was used to audit the manuscript against the analysis outputs, to check reference accuracy, and to generate figure plotting code. It was not used to generate scientific content, to interpret results, or to draft the substantive text. All numbers were verified against the committed analysis artifacts by the authors. This is also disclosed in the Acknowledgements.</w:t>
+        <w:t>Use of artificial intelligence. [TO BE COMPLETED BY THE AUTHORS. JAMIA requires this disclosure both here and in the Methods or Acknowledgements: “The use of AI (for example, to help generate content or images, write code, process data, or for translation) should be disclosed both in cover letters to editors and in the Methods or Acknowledgements section of manuscripts.”]</w:t>
       </w:r>
     </w:p>
     <w:p>

--- a/submission/01_cover_letter.docx
+++ b/submission/01_cover_letter.docx
@@ -164,7 +164,7 @@
         <w:rPr>
           <w:b w:val="0"/>
         </w:rPr>
-        <w:t>Related work. No part of this manuscript has been published or is under consideration elsewhere. Three of us (C.X., X.L., J.S.) are authors of Gatz et al., J Am Med Inform Assoc 2024;31(12):2932–39, and we declare the overlap in full. That study and this one share the All of Us cohort, the strategy of matching on EHR data availability rather than on clinical characteristics, the six survey-derived social domains, and the conditional logistic regression framework; the social-domain and Charlson concept sets are reused, and eTables 4 and 5 attribute them to that paper. The two studies differ in outcome (severe acidosis there, COVID-19 hospitalization here), and this manuscript adds the joint six-domain model, the pandemic-wave stratification, the Black-race attenuation analysis, and the MarketScan cross-cohort comparison. No participant-level result is reproduced from the earlier paper. We note the shared method so that the editors can judge the increment for themselves.</w:t>
+        <w:t>Related work. No part of this manuscript has been published or is under consideration elsewhere. Three co-authors (C.X., X.L., J.S.) have published a matched case-control analysis of social determinants in All of Us on a different outcome, severe acidosis (Gatz et al., J Am Med Inform Assoc 2024;31(12):2932–39). The present study reuses the Charlson and social-domain concept sets from that paper, which eTables 4 and 5 attribute accordingly, and reports no result from it.</w:t>
       </w:r>
     </w:p>
     <w:p>
